--- a/tillsyn/A 8773-2025 tillsynsbegäran.docx
+++ b/tillsyn/A 8773-2025 tillsynsbegäran.docx
@@ -537,7 +537,7 @@
     <w:r>
       <w:tab/>
       <w:tab/>
-      <w:t>2025-03-20</w:t>
+      <w:t>2025-03-21</w:t>
       <w:br/>
       <w:br/>
     </w:r>

--- a/tillsyn/A 8773-2025 tillsynsbegäran.docx
+++ b/tillsyn/A 8773-2025 tillsynsbegäran.docx
@@ -537,7 +537,7 @@
     <w:r>
       <w:tab/>
       <w:tab/>
-      <w:t>2025-03-21</w:t>
+      <w:t>2025-03-22</w:t>
       <w:br/>
       <w:br/>
     </w:r>

--- a/tillsyn/A 8773-2025 tillsynsbegäran.docx
+++ b/tillsyn/A 8773-2025 tillsynsbegäran.docx
@@ -537,7 +537,7 @@
     <w:r>
       <w:tab/>
       <w:tab/>
-      <w:t>2025-03-22</w:t>
+      <w:t>2025-03-23</w:t>
       <w:br/>
       <w:br/>
     </w:r>

--- a/tillsyn/A 8773-2025 tillsynsbegäran.docx
+++ b/tillsyn/A 8773-2025 tillsynsbegäran.docx
@@ -537,7 +537,7 @@
     <w:r>
       <w:tab/>
       <w:tab/>
-      <w:t>2025-03-23</w:t>
+      <w:t>2025-03-24</w:t>
       <w:br/>
       <w:br/>
     </w:r>

--- a/tillsyn/A 8773-2025 tillsynsbegäran.docx
+++ b/tillsyn/A 8773-2025 tillsynsbegäran.docx
@@ -537,7 +537,7 @@
     <w:r>
       <w:tab/>
       <w:tab/>
-      <w:t>2025-03-24</w:t>
+      <w:t>2025-03-25</w:t>
       <w:br/>
       <w:br/>
     </w:r>

--- a/tillsyn/A 8773-2025 tillsynsbegäran.docx
+++ b/tillsyn/A 8773-2025 tillsynsbegäran.docx
@@ -537,7 +537,7 @@
     <w:r>
       <w:tab/>
       <w:tab/>
-      <w:t>2025-03-25</w:t>
+      <w:t>2025-03-26</w:t>
       <w:br/>
       <w:br/>
     </w:r>

--- a/tillsyn/A 8773-2025 tillsynsbegäran.docx
+++ b/tillsyn/A 8773-2025 tillsynsbegäran.docx
@@ -537,7 +537,7 @@
     <w:r>
       <w:tab/>
       <w:tab/>
-      <w:t>2025-03-26</w:t>
+      <w:t>2025-03-27</w:t>
       <w:br/>
       <w:br/>
     </w:r>

--- a/tillsyn/A 8773-2025 tillsynsbegäran.docx
+++ b/tillsyn/A 8773-2025 tillsynsbegäran.docx
@@ -537,7 +537,7 @@
     <w:r>
       <w:tab/>
       <w:tab/>
-      <w:t>2025-03-27</w:t>
+      <w:t>2025-03-28</w:t>
       <w:br/>
       <w:br/>
     </w:r>

--- a/tillsyn/A 8773-2025 tillsynsbegäran.docx
+++ b/tillsyn/A 8773-2025 tillsynsbegäran.docx
@@ -537,7 +537,7 @@
     <w:r>
       <w:tab/>
       <w:tab/>
-      <w:t>2025-04-02</w:t>
+      <w:t>2025-04-03</w:t>
       <w:br/>
       <w:br/>
     </w:r>

--- a/tillsyn/A 8773-2025 tillsynsbegäran.docx
+++ b/tillsyn/A 8773-2025 tillsynsbegäran.docx
@@ -537,7 +537,7 @@
     <w:r>
       <w:tab/>
       <w:tab/>
-      <w:t>2025-04-03</w:t>
+      <w:t>2025-04-05</w:t>
       <w:br/>
       <w:br/>
     </w:r>

--- a/tillsyn/A 8773-2025 tillsynsbegäran.docx
+++ b/tillsyn/A 8773-2025 tillsynsbegäran.docx
@@ -537,7 +537,7 @@
     <w:r>
       <w:tab/>
       <w:tab/>
-      <w:t>2025-04-05</w:t>
+      <w:t>2025-04-06</w:t>
       <w:br/>
       <w:br/>
     </w:r>

--- a/tillsyn/A 8773-2025 tillsynsbegäran.docx
+++ b/tillsyn/A 8773-2025 tillsynsbegäran.docx
@@ -537,7 +537,7 @@
     <w:r>
       <w:tab/>
       <w:tab/>
-      <w:t>2025-04-06</w:t>
+      <w:t>2025-04-07</w:t>
       <w:br/>
       <w:br/>
     </w:r>

--- a/tillsyn/A 8773-2025 tillsynsbegäran.docx
+++ b/tillsyn/A 8773-2025 tillsynsbegäran.docx
@@ -35,7 +35,7 @@
     </w:p>
     <w:p>
       <w:r>
-        <w:t>I avverkningsanmälan har följande 6 naturvårdsarter hittats: knärot (VU, §8), spillkråka (NT, §4), blåmossa (S), grönpyrola (S), trådticka (S) och västlig hakmossa (S). Av dessa är 2 rödlistade. För rödlistade arter har rödlistekategorin angivits inom parentes. Arter som är signalarter enligt Skogsstyrelsen har markerats med (S). För fridlysta arter anges även paragrafen i Artskyddsförordningen som arten är fridlyst enligt.</w:t>
+        <w:t>I avverkningsanmälan har följande 8 naturvårdsarter hittats: knärot (VU, §8), spillkråka (NT, §4), veckticka (NT), blodticka (S), blåmossa (S), grönpyrola (S), trådticka (S) och västlig hakmossa (S). Av dessa är 3 rödlistade. För rödlistade arter har rödlistekategorin angivits inom parentes. Arter som är signalarter enligt Skogsstyrelsen har markerats med (S). För fridlysta arter anges även paragrafen i Artskyddsförordningen som arten är fridlyst enligt.</w:t>
       </w:r>
     </w:p>
     <w:p>
@@ -537,7 +537,7 @@
     <w:r>
       <w:tab/>
       <w:tab/>
-      <w:t>2025-04-07</w:t>
+      <w:t>2025-04-08</w:t>
       <w:br/>
       <w:br/>
     </w:r>

--- a/tillsyn/A 8773-2025 tillsynsbegäran.docx
+++ b/tillsyn/A 8773-2025 tillsynsbegäran.docx
@@ -537,7 +537,7 @@
     <w:r>
       <w:tab/>
       <w:tab/>
-      <w:t>2025-04-08</w:t>
+      <w:t>2025-04-09</w:t>
       <w:br/>
       <w:br/>
     </w:r>

--- a/tillsyn/A 8773-2025 tillsynsbegäran.docx
+++ b/tillsyn/A 8773-2025 tillsynsbegäran.docx
@@ -88,6 +88,28 @@
       </w:pPr>
       <w:r>
         <w:t>Figur 1. Fyndplatser för naturvårdsarter i det avverkningsanmälda området (röd linje). Markörer utan svart kant är placerade på fyndplatsen. Markörer med svart kant är placerade vid sidan av fyndplatsen och har ett svart streck som visar fyndplatsens exakta position. Kartans mittpunktskoordinat är N 6504325, E 394022 i SWEREF 99 TM.</w:t>
+      </w:r>
+    </w:p>
+    <w:p>
+      <w:r>
+        <w:rPr>
+          <w:b/>
+        </w:rPr>
+        <w:t xml:space="preserve">Grönpyrola </w:t>
+      </w:r>
+      <w:r>
+        <w:t>växer främst på sandig, torr eller frisk mark i äldre barrskog, ofta på isälvsmaterial såsom sand och grus. Den påträffas främst i äldre naturligt uppkomna barrskogar, exempelvis på tallmoar, i åssluttningar, dyner och rasbranter. Arten är känslig för skogsbruksmetoder såsom slutavverkning och markberedning (Nitare &amp; Skogsstyrelsen, 2019).</w:t>
+      </w:r>
+    </w:p>
+    <w:p>
+      <w:r>
+        <w:rPr>
+          <w:b/>
+        </w:rPr>
+        <w:t>Veckticka (NT)</w:t>
+      </w:r>
+      <w:r>
+        <w:t xml:space="preserve"> förekommer främst i äldre naturskogsartad löv- och blandskog i sena åldersstadier med gamla, döende och döda aspar. Avverkning eller gallring av aspbestånd är ett hot och aspskogar och asprika blandskogar måste bevaras i högre utsträckning än hittills. Sumpskog med asp och sälg har ett särskilt högt naturvärde och bör skyddas helt från skogsbruk (SLU Artdatabanken, 2024; Nitare &amp; Skogsstyrelsen, 2019).</w:t>
       </w:r>
     </w:p>
     <w:p>
@@ -310,7 +332,7 @@
         <w:t xml:space="preserve">Level and pattern of overstory retention interact to shape long-term responses of understories to timber harvest. </w:t>
       </w:r>
       <w:r>
-        <w:t xml:space="preserve">Ecological Applications, 22, 2049–2064 </w:t>
+        <w:t>Ecological Applications, 22, 2049–2064</w:t>
       </w:r>
     </w:p>
     <w:p>
@@ -537,7 +559,7 @@
     <w:r>
       <w:tab/>
       <w:tab/>
-      <w:t>2025-04-09</w:t>
+      <w:t>2025-04-10</w:t>
       <w:br/>
       <w:br/>
     </w:r>

--- a/tillsyn/A 8773-2025 tillsynsbegäran.docx
+++ b/tillsyn/A 8773-2025 tillsynsbegäran.docx
@@ -559,7 +559,7 @@
     <w:r>
       <w:tab/>
       <w:tab/>
-      <w:t>2025-04-10</w:t>
+      <w:t>2025-04-11</w:t>
       <w:br/>
       <w:br/>
     </w:r>

--- a/tillsyn/A 8773-2025 tillsynsbegäran.docx
+++ b/tillsyn/A 8773-2025 tillsynsbegäran.docx
@@ -559,7 +559,7 @@
     <w:r>
       <w:tab/>
       <w:tab/>
-      <w:t>2025-04-11</w:t>
+      <w:t>2025-04-12</w:t>
       <w:br/>
       <w:br/>
     </w:r>

--- a/tillsyn/A 8773-2025 tillsynsbegäran.docx
+++ b/tillsyn/A 8773-2025 tillsynsbegäran.docx
@@ -559,7 +559,7 @@
     <w:r>
       <w:tab/>
       <w:tab/>
-      <w:t>2025-04-12</w:t>
+      <w:t>2025-04-13</w:t>
       <w:br/>
       <w:br/>
     </w:r>

--- a/tillsyn/A 8773-2025 tillsynsbegäran.docx
+++ b/tillsyn/A 8773-2025 tillsynsbegäran.docx
@@ -559,7 +559,7 @@
     <w:r>
       <w:tab/>
       <w:tab/>
-      <w:t>2025-04-13</w:t>
+      <w:t>2025-04-14</w:t>
       <w:br/>
       <w:br/>
     </w:r>

--- a/tillsyn/A 8773-2025 tillsynsbegäran.docx
+++ b/tillsyn/A 8773-2025 tillsynsbegäran.docx
@@ -559,7 +559,7 @@
     <w:r>
       <w:tab/>
       <w:tab/>
-      <w:t>2025-04-14</w:t>
+      <w:t>2025-04-15</w:t>
       <w:br/>
       <w:br/>
     </w:r>

--- a/tillsyn/A 8773-2025 tillsynsbegäran.docx
+++ b/tillsyn/A 8773-2025 tillsynsbegäran.docx
@@ -559,7 +559,7 @@
     <w:r>
       <w:tab/>
       <w:tab/>
-      <w:t>2025-04-15</w:t>
+      <w:t>2025-04-16</w:t>
       <w:br/>
       <w:br/>
     </w:r>

--- a/tillsyn/A 8773-2025 tillsynsbegäran.docx
+++ b/tillsyn/A 8773-2025 tillsynsbegäran.docx
@@ -559,7 +559,7 @@
     <w:r>
       <w:tab/>
       <w:tab/>
-      <w:t>2025-04-16</w:t>
+      <w:t>2025-04-17</w:t>
       <w:br/>
       <w:br/>
     </w:r>

--- a/tillsyn/A 8773-2025 tillsynsbegäran.docx
+++ b/tillsyn/A 8773-2025 tillsynsbegäran.docx
@@ -559,7 +559,7 @@
     <w:r>
       <w:tab/>
       <w:tab/>
-      <w:t>2025-04-17</w:t>
+      <w:t>2025-04-18</w:t>
       <w:br/>
       <w:br/>
     </w:r>

--- a/tillsyn/A 8773-2025 tillsynsbegäran.docx
+++ b/tillsyn/A 8773-2025 tillsynsbegäran.docx
@@ -559,7 +559,7 @@
     <w:r>
       <w:tab/>
       <w:tab/>
-      <w:t>2025-05-03</w:t>
+      <w:t>2025-05-04</w:t>
       <w:br/>
       <w:br/>
     </w:r>

--- a/tillsyn/A 8773-2025 tillsynsbegäran.docx
+++ b/tillsyn/A 8773-2025 tillsynsbegäran.docx
@@ -559,7 +559,7 @@
     <w:r>
       <w:tab/>
       <w:tab/>
-      <w:t>2025-05-04</w:t>
+      <w:t>2025-05-06</w:t>
       <w:br/>
       <w:br/>
     </w:r>

--- a/tillsyn/A 8773-2025 tillsynsbegäran.docx
+++ b/tillsyn/A 8773-2025 tillsynsbegäran.docx
@@ -559,7 +559,7 @@
     <w:r>
       <w:tab/>
       <w:tab/>
-      <w:t>2025-05-06</w:t>
+      <w:t>2025-05-07</w:t>
       <w:br/>
       <w:br/>
     </w:r>

--- a/tillsyn/A 8773-2025 tillsynsbegäran.docx
+++ b/tillsyn/A 8773-2025 tillsynsbegäran.docx
@@ -559,7 +559,7 @@
     <w:r>
       <w:tab/>
       <w:tab/>
-      <w:t>2025-05-07</w:t>
+      <w:t>2025-05-08</w:t>
       <w:br/>
       <w:br/>
     </w:r>

--- a/tillsyn/A 8773-2025 tillsynsbegäran.docx
+++ b/tillsyn/A 8773-2025 tillsynsbegäran.docx
@@ -559,7 +559,7 @@
     <w:r>
       <w:tab/>
       <w:tab/>
-      <w:t>2025-05-08</w:t>
+      <w:t>2025-05-09</w:t>
       <w:br/>
       <w:br/>
     </w:r>

--- a/tillsyn/A 8773-2025 tillsynsbegäran.docx
+++ b/tillsyn/A 8773-2025 tillsynsbegäran.docx
@@ -559,7 +559,7 @@
     <w:r>
       <w:tab/>
       <w:tab/>
-      <w:t>2025-05-09</w:t>
+      <w:t>2025-05-10</w:t>
       <w:br/>
       <w:br/>
     </w:r>

--- a/tillsyn/A 8773-2025 tillsynsbegäran.docx
+++ b/tillsyn/A 8773-2025 tillsynsbegäran.docx
@@ -559,7 +559,7 @@
     <w:r>
       <w:tab/>
       <w:tab/>
-      <w:t>2025-05-10</w:t>
+      <w:t>2025-05-11</w:t>
       <w:br/>
       <w:br/>
     </w:r>

--- a/tillsyn/A 8773-2025 tillsynsbegäran.docx
+++ b/tillsyn/A 8773-2025 tillsynsbegäran.docx
@@ -559,7 +559,7 @@
     <w:r>
       <w:tab/>
       <w:tab/>
-      <w:t>2025-05-11</w:t>
+      <w:t>2025-05-12</w:t>
       <w:br/>
       <w:br/>
     </w:r>

--- a/tillsyn/A 8773-2025 tillsynsbegäran.docx
+++ b/tillsyn/A 8773-2025 tillsynsbegäran.docx
@@ -559,7 +559,7 @@
     <w:r>
       <w:tab/>
       <w:tab/>
-      <w:t>2025-05-12</w:t>
+      <w:t>2025-05-13</w:t>
       <w:br/>
       <w:br/>
     </w:r>

--- a/tillsyn/A 8773-2025 tillsynsbegäran.docx
+++ b/tillsyn/A 8773-2025 tillsynsbegäran.docx
@@ -559,7 +559,7 @@
     <w:r>
       <w:tab/>
       <w:tab/>
-      <w:t>2025-05-13</w:t>
+      <w:t>2025-05-14</w:t>
       <w:br/>
       <w:br/>
     </w:r>

--- a/tillsyn/A 8773-2025 tillsynsbegäran.docx
+++ b/tillsyn/A 8773-2025 tillsynsbegäran.docx
@@ -559,7 +559,7 @@
     <w:r>
       <w:tab/>
       <w:tab/>
-      <w:t>2025-05-14</w:t>
+      <w:t>2025-05-15</w:t>
       <w:br/>
       <w:br/>
     </w:r>

--- a/tillsyn/A 8773-2025 tillsynsbegäran.docx
+++ b/tillsyn/A 8773-2025 tillsynsbegäran.docx
@@ -559,7 +559,7 @@
     <w:r>
       <w:tab/>
       <w:tab/>
-      <w:t>2025-05-15</w:t>
+      <w:t>2025-05-16</w:t>
       <w:br/>
       <w:br/>
     </w:r>

--- a/tillsyn/A 8773-2025 tillsynsbegäran.docx
+++ b/tillsyn/A 8773-2025 tillsynsbegäran.docx
@@ -559,7 +559,7 @@
     <w:r>
       <w:tab/>
       <w:tab/>
-      <w:t>2025-05-16</w:t>
+      <w:t>2025-05-17</w:t>
       <w:br/>
       <w:br/>
     </w:r>

--- a/tillsyn/A 8773-2025 tillsynsbegäran.docx
+++ b/tillsyn/A 8773-2025 tillsynsbegäran.docx
@@ -559,7 +559,7 @@
     <w:r>
       <w:tab/>
       <w:tab/>
-      <w:t>2025-05-17</w:t>
+      <w:t>2025-05-18</w:t>
       <w:br/>
       <w:br/>
     </w:r>

--- a/tillsyn/A 8773-2025 tillsynsbegäran.docx
+++ b/tillsyn/A 8773-2025 tillsynsbegäran.docx
@@ -559,7 +559,7 @@
     <w:r>
       <w:tab/>
       <w:tab/>
-      <w:t>2025-05-18</w:t>
+      <w:t>2025-05-19</w:t>
       <w:br/>
       <w:br/>
     </w:r>

--- a/tillsyn/A 8773-2025 tillsynsbegäran.docx
+++ b/tillsyn/A 8773-2025 tillsynsbegäran.docx
@@ -559,7 +559,7 @@
     <w:r>
       <w:tab/>
       <w:tab/>
-      <w:t>2025-05-19</w:t>
+      <w:t>2025-05-20</w:t>
       <w:br/>
       <w:br/>
     </w:r>

--- a/tillsyn/A 8773-2025 tillsynsbegäran.docx
+++ b/tillsyn/A 8773-2025 tillsynsbegäran.docx
@@ -559,7 +559,7 @@
     <w:r>
       <w:tab/>
       <w:tab/>
-      <w:t>2025-05-20</w:t>
+      <w:t>2025-05-21</w:t>
       <w:br/>
       <w:br/>
     </w:r>

--- a/tillsyn/A 8773-2025 tillsynsbegäran.docx
+++ b/tillsyn/A 8773-2025 tillsynsbegäran.docx
@@ -559,7 +559,7 @@
     <w:r>
       <w:tab/>
       <w:tab/>
-      <w:t>2025-05-21</w:t>
+      <w:t>2025-05-22</w:t>
       <w:br/>
       <w:br/>
     </w:r>

--- a/tillsyn/A 8773-2025 tillsynsbegäran.docx
+++ b/tillsyn/A 8773-2025 tillsynsbegäran.docx
@@ -559,7 +559,7 @@
     <w:r>
       <w:tab/>
       <w:tab/>
-      <w:t>2025-05-22</w:t>
+      <w:t>2025-05-23</w:t>
       <w:br/>
       <w:br/>
     </w:r>

--- a/tillsyn/A 8773-2025 tillsynsbegäran.docx
+++ b/tillsyn/A 8773-2025 tillsynsbegäran.docx
@@ -559,7 +559,7 @@
     <w:r>
       <w:tab/>
       <w:tab/>
-      <w:t>2025-05-23</w:t>
+      <w:t>2025-05-24</w:t>
       <w:br/>
       <w:br/>
     </w:r>

--- a/tillsyn/A 8773-2025 tillsynsbegäran.docx
+++ b/tillsyn/A 8773-2025 tillsynsbegäran.docx
@@ -559,7 +559,7 @@
     <w:r>
       <w:tab/>
       <w:tab/>
-      <w:t>2025-05-24</w:t>
+      <w:t>2025-05-25</w:t>
       <w:br/>
       <w:br/>
     </w:r>

--- a/tillsyn/A 8773-2025 tillsynsbegäran.docx
+++ b/tillsyn/A 8773-2025 tillsynsbegäran.docx
@@ -559,7 +559,7 @@
     <w:r>
       <w:tab/>
       <w:tab/>
-      <w:t>2025-05-25</w:t>
+      <w:t>2025-05-26</w:t>
       <w:br/>
       <w:br/>
     </w:r>

--- a/tillsyn/A 8773-2025 tillsynsbegäran.docx
+++ b/tillsyn/A 8773-2025 tillsynsbegäran.docx
@@ -559,7 +559,7 @@
     <w:r>
       <w:tab/>
       <w:tab/>
-      <w:t>2025-05-26</w:t>
+      <w:t>2025-05-27</w:t>
       <w:br/>
       <w:br/>
     </w:r>

--- a/tillsyn/A 8773-2025 tillsynsbegäran.docx
+++ b/tillsyn/A 8773-2025 tillsynsbegäran.docx
@@ -88,6 +88,17 @@
       </w:pPr>
       <w:r>
         <w:t>Figur 1. Fyndplatser för naturvårdsarter i det avverkningsanmälda området (röd linje). Markörer utan svart kant är placerade på fyndplatsen. Markörer med svart kant är placerade vid sidan av fyndplatsen och har ett svart streck som visar fyndplatsens exakta position. Kartans mittpunktskoordinat är N 6504325, E 394022 i SWEREF 99 TM.</w:t>
+      </w:r>
+    </w:p>
+    <w:p>
+      <w:r>
+        <w:rPr>
+          <w:b/>
+        </w:rPr>
+        <w:t xml:space="preserve">Blåmossa </w:t>
+      </w:r>
+      <w:r>
+        <w:t>har karaktäristiska kuddar som är lätta att se på långt håll. Mycket stora kuddar, större än 0,5 meter i höjd, indikerar höga naturvärden där skogen har en lång period av orördhet oh stabila miljöförhållanden. Mossan växer under gynnsamma omständigheter cirka 1 centimeter per år och stora kuddar kan därför indirekt visa att lokalen varit lämplig under en lång tid (Nitare &amp; Skogsstyrelsen, 2019).</w:t>
       </w:r>
     </w:p>
     <w:p>
@@ -559,7 +570,7 @@
     <w:r>
       <w:tab/>
       <w:tab/>
-      <w:t>2025-05-27</w:t>
+      <w:t>2025-05-30</w:t>
       <w:br/>
       <w:br/>
     </w:r>

--- a/tillsyn/A 8773-2025 tillsynsbegäran.docx
+++ b/tillsyn/A 8773-2025 tillsynsbegäran.docx
@@ -570,7 +570,7 @@
     <w:r>
       <w:tab/>
       <w:tab/>
-      <w:t>2025-05-30</w:t>
+      <w:t>2025-06-01</w:t>
       <w:br/>
       <w:br/>
     </w:r>

--- a/tillsyn/A 8773-2025 tillsynsbegäran.docx
+++ b/tillsyn/A 8773-2025 tillsynsbegäran.docx
@@ -570,7 +570,7 @@
     <w:r>
       <w:tab/>
       <w:tab/>
-      <w:t>2025-06-01</w:t>
+      <w:t>2025-06-02</w:t>
       <w:br/>
       <w:br/>
     </w:r>

--- a/tillsyn/A 8773-2025 tillsynsbegäran.docx
+++ b/tillsyn/A 8773-2025 tillsynsbegäran.docx
@@ -570,7 +570,7 @@
     <w:r>
       <w:tab/>
       <w:tab/>
-      <w:t>2025-06-02</w:t>
+      <w:t>2025-06-03</w:t>
       <w:br/>
       <w:br/>
     </w:r>

--- a/tillsyn/A 8773-2025 tillsynsbegäran.docx
+++ b/tillsyn/A 8773-2025 tillsynsbegäran.docx
@@ -570,7 +570,7 @@
     <w:r>
       <w:tab/>
       <w:tab/>
-      <w:t>2025-06-03</w:t>
+      <w:t>2025-06-04</w:t>
       <w:br/>
       <w:br/>
     </w:r>

--- a/tillsyn/A 8773-2025 tillsynsbegäran.docx
+++ b/tillsyn/A 8773-2025 tillsynsbegäran.docx
@@ -570,7 +570,7 @@
     <w:r>
       <w:tab/>
       <w:tab/>
-      <w:t>2025-06-04</w:t>
+      <w:t>2025-06-05</w:t>
       <w:br/>
       <w:br/>
     </w:r>

--- a/tillsyn/A 8773-2025 tillsynsbegäran.docx
+++ b/tillsyn/A 8773-2025 tillsynsbegäran.docx
@@ -570,7 +570,7 @@
     <w:r>
       <w:tab/>
       <w:tab/>
-      <w:t>2025-06-05</w:t>
+      <w:t>2025-06-13</w:t>
       <w:br/>
       <w:br/>
     </w:r>

--- a/tillsyn/A 8773-2025 tillsynsbegäran.docx
+++ b/tillsyn/A 8773-2025 tillsynsbegäran.docx
@@ -570,7 +570,7 @@
     <w:r>
       <w:tab/>
       <w:tab/>
-      <w:t>2025-06-13</w:t>
+      <w:t>2025-06-15</w:t>
       <w:br/>
       <w:br/>
     </w:r>

--- a/tillsyn/A 8773-2025 tillsynsbegäran.docx
+++ b/tillsyn/A 8773-2025 tillsynsbegäran.docx
@@ -570,7 +570,7 @@
     <w:r>
       <w:tab/>
       <w:tab/>
-      <w:t>2025-06-15</w:t>
+      <w:t>2025-06-16</w:t>
       <w:br/>
       <w:br/>
     </w:r>

--- a/tillsyn/A 8773-2025 tillsynsbegäran.docx
+++ b/tillsyn/A 8773-2025 tillsynsbegäran.docx
@@ -570,7 +570,7 @@
     <w:r>
       <w:tab/>
       <w:tab/>
-      <w:t>2025-06-16</w:t>
+      <w:t>2025-06-17</w:t>
       <w:br/>
       <w:br/>
     </w:r>

--- a/tillsyn/A 8773-2025 tillsynsbegäran.docx
+++ b/tillsyn/A 8773-2025 tillsynsbegäran.docx
@@ -570,7 +570,7 @@
     <w:r>
       <w:tab/>
       <w:tab/>
-      <w:t>2025-06-17</w:t>
+      <w:t>2025-06-18</w:t>
       <w:br/>
       <w:br/>
     </w:r>

--- a/tillsyn/A 8773-2025 tillsynsbegäran.docx
+++ b/tillsyn/A 8773-2025 tillsynsbegäran.docx
@@ -570,7 +570,7 @@
     <w:r>
       <w:tab/>
       <w:tab/>
-      <w:t>2025-06-18</w:t>
+      <w:t>2025-06-19</w:t>
       <w:br/>
       <w:br/>
     </w:r>

--- a/tillsyn/A 8773-2025 tillsynsbegäran.docx
+++ b/tillsyn/A 8773-2025 tillsynsbegäran.docx
@@ -570,7 +570,7 @@
     <w:r>
       <w:tab/>
       <w:tab/>
-      <w:t>2025-06-19</w:t>
+      <w:t>2025-06-20</w:t>
       <w:br/>
       <w:br/>
     </w:r>

--- a/tillsyn/A 8773-2025 tillsynsbegäran.docx
+++ b/tillsyn/A 8773-2025 tillsynsbegäran.docx
@@ -570,7 +570,7 @@
     <w:r>
       <w:tab/>
       <w:tab/>
-      <w:t>2025-06-20</w:t>
+      <w:t>2025-06-21</w:t>
       <w:br/>
       <w:br/>
     </w:r>

--- a/tillsyn/A 8773-2025 tillsynsbegäran.docx
+++ b/tillsyn/A 8773-2025 tillsynsbegäran.docx
@@ -570,7 +570,7 @@
     <w:r>
       <w:tab/>
       <w:tab/>
-      <w:t>2025-06-21</w:t>
+      <w:t>2025-06-22</w:t>
       <w:br/>
       <w:br/>
     </w:r>

--- a/tillsyn/A 8773-2025 tillsynsbegäran.docx
+++ b/tillsyn/A 8773-2025 tillsynsbegäran.docx
@@ -570,7 +570,7 @@
     <w:r>
       <w:tab/>
       <w:tab/>
-      <w:t>2025-06-22</w:t>
+      <w:t>2025-06-23</w:t>
       <w:br/>
       <w:br/>
     </w:r>

--- a/tillsyn/A 8773-2025 tillsynsbegäran.docx
+++ b/tillsyn/A 8773-2025 tillsynsbegäran.docx
@@ -570,7 +570,7 @@
     <w:r>
       <w:tab/>
       <w:tab/>
-      <w:t>2025-06-23</w:t>
+      <w:t>2025-06-24</w:t>
       <w:br/>
       <w:br/>
     </w:r>

--- a/tillsyn/A 8773-2025 tillsynsbegäran.docx
+++ b/tillsyn/A 8773-2025 tillsynsbegäran.docx
@@ -570,7 +570,7 @@
     <w:r>
       <w:tab/>
       <w:tab/>
-      <w:t>2025-06-24</w:t>
+      <w:t>2025-06-25</w:t>
       <w:br/>
       <w:br/>
     </w:r>

--- a/tillsyn/A 8773-2025 tillsynsbegäran.docx
+++ b/tillsyn/A 8773-2025 tillsynsbegäran.docx
@@ -570,7 +570,7 @@
     <w:r>
       <w:tab/>
       <w:tab/>
-      <w:t>2025-06-25</w:t>
+      <w:t>2025-06-26</w:t>
       <w:br/>
       <w:br/>
     </w:r>

--- a/tillsyn/A 8773-2025 tillsynsbegäran.docx
+++ b/tillsyn/A 8773-2025 tillsynsbegäran.docx
@@ -570,7 +570,7 @@
     <w:r>
       <w:tab/>
       <w:tab/>
-      <w:t>2025-06-26</w:t>
+      <w:t>2025-06-27</w:t>
       <w:br/>
       <w:br/>
     </w:r>

--- a/tillsyn/A 8773-2025 tillsynsbegäran.docx
+++ b/tillsyn/A 8773-2025 tillsynsbegäran.docx
@@ -570,7 +570,7 @@
     <w:r>
       <w:tab/>
       <w:tab/>
-      <w:t>2025-06-27</w:t>
+      <w:t>2025-06-28</w:t>
       <w:br/>
       <w:br/>
     </w:r>

--- a/tillsyn/A 8773-2025 tillsynsbegäran.docx
+++ b/tillsyn/A 8773-2025 tillsynsbegäran.docx
@@ -570,7 +570,7 @@
     <w:r>
       <w:tab/>
       <w:tab/>
-      <w:t>2025-06-28</w:t>
+      <w:t>2025-06-29</w:t>
       <w:br/>
       <w:br/>
     </w:r>

--- a/tillsyn/A 8773-2025 tillsynsbegäran.docx
+++ b/tillsyn/A 8773-2025 tillsynsbegäran.docx
@@ -570,7 +570,7 @@
     <w:r>
       <w:tab/>
       <w:tab/>
-      <w:t>2025-06-29</w:t>
+      <w:t>2025-06-30</w:t>
       <w:br/>
       <w:br/>
     </w:r>

--- a/tillsyn/A 8773-2025 tillsynsbegäran.docx
+++ b/tillsyn/A 8773-2025 tillsynsbegäran.docx
@@ -570,7 +570,7 @@
     <w:r>
       <w:tab/>
       <w:tab/>
-      <w:t>2025-06-30</w:t>
+      <w:t>2025-07-01</w:t>
       <w:br/>
       <w:br/>
     </w:r>

--- a/tillsyn/A 8773-2025 tillsynsbegäran.docx
+++ b/tillsyn/A 8773-2025 tillsynsbegäran.docx
@@ -570,7 +570,7 @@
     <w:r>
       <w:tab/>
       <w:tab/>
-      <w:t>2025-07-01</w:t>
+      <w:t>2025-07-02</w:t>
       <w:br/>
       <w:br/>
     </w:r>

--- a/tillsyn/A 8773-2025 tillsynsbegäran.docx
+++ b/tillsyn/A 8773-2025 tillsynsbegäran.docx
@@ -570,7 +570,7 @@
     <w:r>
       <w:tab/>
       <w:tab/>
-      <w:t>2025-07-02</w:t>
+      <w:t>2025-07-03</w:t>
       <w:br/>
       <w:br/>
     </w:r>

--- a/tillsyn/A 8773-2025 tillsynsbegäran.docx
+++ b/tillsyn/A 8773-2025 tillsynsbegäran.docx
@@ -570,7 +570,7 @@
     <w:r>
       <w:tab/>
       <w:tab/>
-      <w:t>2025-07-03</w:t>
+      <w:t>2025-07-04</w:t>
       <w:br/>
       <w:br/>
     </w:r>

--- a/tillsyn/A 8773-2025 tillsynsbegäran.docx
+++ b/tillsyn/A 8773-2025 tillsynsbegäran.docx
@@ -570,7 +570,7 @@
     <w:r>
       <w:tab/>
       <w:tab/>
-      <w:t>2025-07-04</w:t>
+      <w:t>2025-07-05</w:t>
       <w:br/>
       <w:br/>
     </w:r>

--- a/tillsyn/A 8773-2025 tillsynsbegäran.docx
+++ b/tillsyn/A 8773-2025 tillsynsbegäran.docx
@@ -570,7 +570,7 @@
     <w:r>
       <w:tab/>
       <w:tab/>
-      <w:t>2025-07-05</w:t>
+      <w:t>2025-07-06</w:t>
       <w:br/>
       <w:br/>
     </w:r>

--- a/tillsyn/A 8773-2025 tillsynsbegäran.docx
+++ b/tillsyn/A 8773-2025 tillsynsbegäran.docx
@@ -570,7 +570,7 @@
     <w:r>
       <w:tab/>
       <w:tab/>
-      <w:t>2025-07-06</w:t>
+      <w:t>2025-07-07</w:t>
       <w:br/>
       <w:br/>
     </w:r>

--- a/tillsyn/A 8773-2025 tillsynsbegäran.docx
+++ b/tillsyn/A 8773-2025 tillsynsbegäran.docx
@@ -570,7 +570,7 @@
     <w:r>
       <w:tab/>
       <w:tab/>
-      <w:t>2025-07-07</w:t>
+      <w:t>2025-07-08</w:t>
       <w:br/>
       <w:br/>
     </w:r>

--- a/tillsyn/A 8773-2025 tillsynsbegäran.docx
+++ b/tillsyn/A 8773-2025 tillsynsbegäran.docx
@@ -570,7 +570,7 @@
     <w:r>
       <w:tab/>
       <w:tab/>
-      <w:t>2025-07-08</w:t>
+      <w:t>2025-07-09</w:t>
       <w:br/>
       <w:br/>
     </w:r>

--- a/tillsyn/A 8773-2025 tillsynsbegäran.docx
+++ b/tillsyn/A 8773-2025 tillsynsbegäran.docx
@@ -570,7 +570,7 @@
     <w:r>
       <w:tab/>
       <w:tab/>
-      <w:t>2025-07-09</w:t>
+      <w:t>2025-07-11</w:t>
       <w:br/>
       <w:br/>
     </w:r>

--- a/tillsyn/A 8773-2025 tillsynsbegäran.docx
+++ b/tillsyn/A 8773-2025 tillsynsbegäran.docx
@@ -570,7 +570,7 @@
     <w:r>
       <w:tab/>
       <w:tab/>
-      <w:t>2025-07-11</w:t>
+      <w:t>2025-07-12</w:t>
       <w:br/>
       <w:br/>
     </w:r>

--- a/tillsyn/A 8773-2025 tillsynsbegäran.docx
+++ b/tillsyn/A 8773-2025 tillsynsbegäran.docx
@@ -570,7 +570,7 @@
     <w:r>
       <w:tab/>
       <w:tab/>
-      <w:t>2025-07-12</w:t>
+      <w:t>2025-07-13</w:t>
       <w:br/>
       <w:br/>
     </w:r>

--- a/tillsyn/A 8773-2025 tillsynsbegäran.docx
+++ b/tillsyn/A 8773-2025 tillsynsbegäran.docx
@@ -570,7 +570,7 @@
     <w:r>
       <w:tab/>
       <w:tab/>
-      <w:t>2025-07-13</w:t>
+      <w:t>2025-07-14</w:t>
       <w:br/>
       <w:br/>
     </w:r>

--- a/tillsyn/A 8773-2025 tillsynsbegäran.docx
+++ b/tillsyn/A 8773-2025 tillsynsbegäran.docx
@@ -608,7 +608,7 @@
     <w:r>
       <w:tab/>
       <w:tab/>
-      <w:t>2025-08-06</w:t>
+      <w:t>2025-08-09</w:t>
       <w:br/>
       <w:br/>
     </w:r>

--- a/tillsyn/A 8773-2025 tillsynsbegäran.docx
+++ b/tillsyn/A 8773-2025 tillsynsbegäran.docx
@@ -12,7 +12,7 @@
     </w:p>
     <w:p>
       <w:r>
-        <w:t>Detta dokument behandlar höga naturvärden i avverkningsanmälan A 8773-2025 i Lidköpings kommun. Denna avverkningsanmälan inkom 2025-02-24 och omfattar 11,4 ha.</w:t>
+        <w:t>Detta dokument behandlar höga naturvärden i avverkningsanmälan A 8773-2025 i Lidköpings kommun. Denna avverkningsanmälan inkom 2025-02-24 00:00:00 och omfattar 11,4 ha.</w:t>
       </w:r>
     </w:p>
     <w:p>

--- a/tillsyn/A 8773-2025 tillsynsbegäran.docx
+++ b/tillsyn/A 8773-2025 tillsynsbegäran.docx
@@ -608,7 +608,7 @@
     <w:r>
       <w:tab/>
       <w:tab/>
-      <w:t>2025-08-09</w:t>
+      <w:t>2025-08-10</w:t>
       <w:br/>
       <w:br/>
     </w:r>

--- a/tillsyn/A 8773-2025 tillsynsbegäran.docx
+++ b/tillsyn/A 8773-2025 tillsynsbegäran.docx
@@ -608,7 +608,7 @@
     <w:r>
       <w:tab/>
       <w:tab/>
-      <w:t>2025-08-10</w:t>
+      <w:t>2025-08-11</w:t>
       <w:br/>
       <w:br/>
     </w:r>

--- a/tillsyn/A 8773-2025 tillsynsbegäran.docx
+++ b/tillsyn/A 8773-2025 tillsynsbegäran.docx
@@ -608,7 +608,7 @@
     <w:r>
       <w:tab/>
       <w:tab/>
-      <w:t>2025-08-11</w:t>
+      <w:t>2025-08-12</w:t>
       <w:br/>
       <w:br/>
     </w:r>

--- a/tillsyn/A 8773-2025 tillsynsbegäran.docx
+++ b/tillsyn/A 8773-2025 tillsynsbegäran.docx
@@ -608,7 +608,7 @@
     <w:r>
       <w:tab/>
       <w:tab/>
-      <w:t>2025-08-12</w:t>
+      <w:t>2025-08-13</w:t>
       <w:br/>
       <w:br/>
     </w:r>

--- a/tillsyn/A 8773-2025 tillsynsbegäran.docx
+++ b/tillsyn/A 8773-2025 tillsynsbegäran.docx
@@ -608,7 +608,7 @@
     <w:r>
       <w:tab/>
       <w:tab/>
-      <w:t>2025-08-13</w:t>
+      <w:t>2025-08-14</w:t>
       <w:br/>
       <w:br/>
     </w:r>

--- a/tillsyn/A 8773-2025 tillsynsbegäran.docx
+++ b/tillsyn/A 8773-2025 tillsynsbegäran.docx
@@ -608,7 +608,7 @@
     <w:r>
       <w:tab/>
       <w:tab/>
-      <w:t>2025-08-14</w:t>
+      <w:t>2025-08-15</w:t>
       <w:br/>
       <w:br/>
     </w:r>

--- a/tillsyn/A 8773-2025 tillsynsbegäran.docx
+++ b/tillsyn/A 8773-2025 tillsynsbegäran.docx
@@ -608,7 +608,7 @@
     <w:r>
       <w:tab/>
       <w:tab/>
-      <w:t>2025-08-15</w:t>
+      <w:t>2025-08-16</w:t>
       <w:br/>
       <w:br/>
     </w:r>

--- a/tillsyn/A 8773-2025 tillsynsbegäran.docx
+++ b/tillsyn/A 8773-2025 tillsynsbegäran.docx
@@ -608,7 +608,7 @@
     <w:r>
       <w:tab/>
       <w:tab/>
-      <w:t>2025-08-16</w:t>
+      <w:t>2025-08-17</w:t>
       <w:br/>
       <w:br/>
     </w:r>

--- a/tillsyn/A 8773-2025 tillsynsbegäran.docx
+++ b/tillsyn/A 8773-2025 tillsynsbegäran.docx
@@ -608,7 +608,7 @@
     <w:r>
       <w:tab/>
       <w:tab/>
-      <w:t>2025-08-17</w:t>
+      <w:t>2025-08-18</w:t>
       <w:br/>
       <w:br/>
     </w:r>

--- a/tillsyn/A 8773-2025 tillsynsbegäran.docx
+++ b/tillsyn/A 8773-2025 tillsynsbegäran.docx
@@ -608,7 +608,7 @@
     <w:r>
       <w:tab/>
       <w:tab/>
-      <w:t>2025-08-18</w:t>
+      <w:t>2025-08-19</w:t>
       <w:br/>
       <w:br/>
     </w:r>

--- a/tillsyn/A 8773-2025 tillsynsbegäran.docx
+++ b/tillsyn/A 8773-2025 tillsynsbegäran.docx
@@ -608,7 +608,7 @@
     <w:r>
       <w:tab/>
       <w:tab/>
-      <w:t>2025-08-19</w:t>
+      <w:t>2025-08-20</w:t>
       <w:br/>
       <w:br/>
     </w:r>

--- a/tillsyn/A 8773-2025 tillsynsbegäran.docx
+++ b/tillsyn/A 8773-2025 tillsynsbegäran.docx
@@ -608,7 +608,7 @@
     <w:r>
       <w:tab/>
       <w:tab/>
-      <w:t>2025-08-20</w:t>
+      <w:t>2025-08-21</w:t>
       <w:br/>
       <w:br/>
     </w:r>

--- a/tillsyn/A 8773-2025 tillsynsbegäran.docx
+++ b/tillsyn/A 8773-2025 tillsynsbegäran.docx
@@ -608,7 +608,7 @@
     <w:r>
       <w:tab/>
       <w:tab/>
-      <w:t>2025-08-21</w:t>
+      <w:t>2025-08-22</w:t>
       <w:br/>
       <w:br/>
     </w:r>

--- a/tillsyn/A 8773-2025 tillsynsbegäran.docx
+++ b/tillsyn/A 8773-2025 tillsynsbegäran.docx
@@ -608,7 +608,7 @@
     <w:r>
       <w:tab/>
       <w:tab/>
-      <w:t>2025-08-22</w:t>
+      <w:t>2025-08-23</w:t>
       <w:br/>
       <w:br/>
     </w:r>

--- a/tillsyn/A 8773-2025 tillsynsbegäran.docx
+++ b/tillsyn/A 8773-2025 tillsynsbegäran.docx
@@ -608,7 +608,7 @@
     <w:r>
       <w:tab/>
       <w:tab/>
-      <w:t>2025-08-23</w:t>
+      <w:t>2025-08-24</w:t>
       <w:br/>
       <w:br/>
     </w:r>

--- a/tillsyn/A 8773-2025 tillsynsbegäran.docx
+++ b/tillsyn/A 8773-2025 tillsynsbegäran.docx
@@ -608,7 +608,7 @@
     <w:r>
       <w:tab/>
       <w:tab/>
-      <w:t>2025-08-24</w:t>
+      <w:t>2025-08-25</w:t>
       <w:br/>
       <w:br/>
     </w:r>

--- a/tillsyn/A 8773-2025 tillsynsbegäran.docx
+++ b/tillsyn/A 8773-2025 tillsynsbegäran.docx
@@ -608,7 +608,7 @@
     <w:r>
       <w:tab/>
       <w:tab/>
-      <w:t>2025-08-25</w:t>
+      <w:t>2025-08-26</w:t>
       <w:br/>
       <w:br/>
     </w:r>

--- a/tillsyn/A 8773-2025 tillsynsbegäran.docx
+++ b/tillsyn/A 8773-2025 tillsynsbegäran.docx
@@ -608,7 +608,7 @@
     <w:r>
       <w:tab/>
       <w:tab/>
-      <w:t>2025-08-26</w:t>
+      <w:t>2025-08-30</w:t>
       <w:br/>
       <w:br/>
     </w:r>

--- a/tillsyn/A 8773-2025 tillsynsbegäran.docx
+++ b/tillsyn/A 8773-2025 tillsynsbegäran.docx
@@ -608,7 +608,7 @@
     <w:r>
       <w:tab/>
       <w:tab/>
-      <w:t>2025-08-30</w:t>
+      <w:t>2025-08-31</w:t>
       <w:br/>
       <w:br/>
     </w:r>

--- a/tillsyn/A 8773-2025 tillsynsbegäran.docx
+++ b/tillsyn/A 8773-2025 tillsynsbegäran.docx
@@ -608,7 +608,7 @@
     <w:r>
       <w:tab/>
       <w:tab/>
-      <w:t>2025-08-31</w:t>
+      <w:t>2025-09-01</w:t>
       <w:br/>
       <w:br/>
     </w:r>

--- a/tillsyn/A 8773-2025 tillsynsbegäran.docx
+++ b/tillsyn/A 8773-2025 tillsynsbegäran.docx
@@ -608,7 +608,7 @@
     <w:r>
       <w:tab/>
       <w:tab/>
-      <w:t>2025-09-01</w:t>
+      <w:t>2025-09-04</w:t>
       <w:br/>
       <w:br/>
     </w:r>

--- a/tillsyn/A 8773-2025 tillsynsbegäran.docx
+++ b/tillsyn/A 8773-2025 tillsynsbegäran.docx
@@ -608,7 +608,7 @@
     <w:r>
       <w:tab/>
       <w:tab/>
-      <w:t>2025-09-04</w:t>
+      <w:t>2025-09-05</w:t>
       <w:br/>
       <w:br/>
     </w:r>

--- a/tillsyn/A 8773-2025 tillsynsbegäran.docx
+++ b/tillsyn/A 8773-2025 tillsynsbegäran.docx
@@ -608,7 +608,7 @@
     <w:r>
       <w:tab/>
       <w:tab/>
-      <w:t>2025-09-05</w:t>
+      <w:t>2025-09-07</w:t>
       <w:br/>
       <w:br/>
     </w:r>

--- a/tillsyn/A 8773-2025 tillsynsbegäran.docx
+++ b/tillsyn/A 8773-2025 tillsynsbegäran.docx
@@ -608,7 +608,7 @@
     <w:r>
       <w:tab/>
       <w:tab/>
-      <w:t>2025-09-07</w:t>
+      <w:t>2025-09-08</w:t>
       <w:br/>
       <w:br/>
     </w:r>

--- a/tillsyn/A 8773-2025 tillsynsbegäran.docx
+++ b/tillsyn/A 8773-2025 tillsynsbegäran.docx
@@ -608,7 +608,7 @@
     <w:r>
       <w:tab/>
       <w:tab/>
-      <w:t>2025-09-08</w:t>
+      <w:t>2025-09-10</w:t>
       <w:br/>
       <w:br/>
     </w:r>

--- a/tillsyn/A 8773-2025 tillsynsbegäran.docx
+++ b/tillsyn/A 8773-2025 tillsynsbegäran.docx
@@ -608,7 +608,7 @@
     <w:r>
       <w:tab/>
       <w:tab/>
-      <w:t>2025-09-10</w:t>
+      <w:t>2025-09-11</w:t>
       <w:br/>
       <w:br/>
     </w:r>

--- a/tillsyn/A 8773-2025 tillsynsbegäran.docx
+++ b/tillsyn/A 8773-2025 tillsynsbegäran.docx
@@ -608,7 +608,7 @@
     <w:r>
       <w:tab/>
       <w:tab/>
-      <w:t>2025-09-11</w:t>
+      <w:t>2025-09-12</w:t>
       <w:br/>
       <w:br/>
     </w:r>

--- a/tillsyn/A 8773-2025 tillsynsbegäran.docx
+++ b/tillsyn/A 8773-2025 tillsynsbegäran.docx
@@ -608,7 +608,7 @@
     <w:r>
       <w:tab/>
       <w:tab/>
-      <w:t>2025-09-12</w:t>
+      <w:t>2025-09-13</w:t>
       <w:br/>
       <w:br/>
     </w:r>

--- a/tillsyn/A 8773-2025 tillsynsbegäran.docx
+++ b/tillsyn/A 8773-2025 tillsynsbegäran.docx
@@ -608,7 +608,7 @@
     <w:r>
       <w:tab/>
       <w:tab/>
-      <w:t>2025-09-13</w:t>
+      <w:t>2025-09-14</w:t>
       <w:br/>
       <w:br/>
     </w:r>

--- a/tillsyn/A 8773-2025 tillsynsbegäran.docx
+++ b/tillsyn/A 8773-2025 tillsynsbegäran.docx
@@ -158,7 +158,25 @@
         <w:t>Knärot (VU, §8)</w:t>
       </w:r>
       <w:r>
-        <w:t xml:space="preserve"> är rödlistad som sårbar och fridlyst enligt 8§ artskyddsförordningen. En nyligen genomförd analys av 79 floraväktarlokaler indikerar att det behövs någonstans mellan 100 och 150 meters skyddszon för att en knärotspopulation inte ska dö ut på lång sikt (Sebestyén &amp; Sundberg, 2025). Detta ligger väl i linje med tidigare genomförda studier som visar att det krävs väl tilltagna buffertzoner för att knäroten inte ska ta skada av skogsbruksåtgärder i intilliggande skog (Johnson, 2014; Koelmeijer m.fl., 2022; Skogsstyrelsen, 2022). Arten är även känslig för gallring vilket framgår av Skogsstyrelsens egen vägledning för hänsyn till knärot (Skogsstyrelsen, 2022). För rika förekomster av knärot är reservatsbildning eller biotopskydd lämpliga åtgärder för att skydda den (SLU Artdatabanken, 2024).</w:t>
+        <w:t xml:space="preserve"> är rödlistad som sårbar och fridlyst enligt 8§ artskyddsförordningen. En nyligen genomförd analys av 79 floraväktarlokaler indikerar att det behövs någonstans mellan 100 och 150 meters skyddszon för att en knärotspopulation inte ska dö ut på lång sikt (Sebestyén &amp; Sundberg, 2025). Detta ligger väl i linje med tidigare genomförda studier som visar att det krävs väl tilltagna buffertzoner för att knäroten inte ska ta skada av skogsbruksåtgärder i intilliggande skog (Johnson, 2014; Koelmeijer m.fl., 2022; Skogsstyrelsen, 2022). Arten är även känslig för gallring vilket framgår av Skogsstyrelsens egen vägledning för hänsyn till knärot (Skogsstyrelsen, 2022). För rika förekomster av knärot är reservatsbildning eller biotopskydd lämpliga åtgärder för att skydda den. På knärot kan den sällsynta rostsvampen </w:t>
+      </w:r>
+      <w:r>
+        <w:rPr>
+          <w:i/>
+        </w:rPr>
+        <w:t>Pucciniastrum goodyerae</w:t>
+      </w:r>
+      <w:r>
+        <w:t xml:space="preserve"> påträffas. </w:t>
+      </w:r>
+      <w:r>
+        <w:rPr>
+          <w:i/>
+        </w:rPr>
+        <w:t>Pucciniastrum goodyerae</w:t>
+      </w:r>
+      <w:r>
+        <w:t xml:space="preserve"> är klassad som NE (ej bedömd) i rödlistan(SLU Artdatabanken, 2024).</w:t>
       </w:r>
     </w:p>
     <w:p>
@@ -608,7 +626,7 @@
     <w:r>
       <w:tab/>
       <w:tab/>
-      <w:t>2025-09-14</w:t>
+      <w:t>2025-09-15</w:t>
       <w:br/>
       <w:br/>
     </w:r>

--- a/tillsyn/A 8773-2025 tillsynsbegäran.docx
+++ b/tillsyn/A 8773-2025 tillsynsbegäran.docx
@@ -626,7 +626,7 @@
     <w:r>
       <w:tab/>
       <w:tab/>
-      <w:t>2025-09-15</w:t>
+      <w:t>2025-09-16</w:t>
       <w:br/>
       <w:br/>
     </w:r>

--- a/tillsyn/A 8773-2025 tillsynsbegäran.docx
+++ b/tillsyn/A 8773-2025 tillsynsbegäran.docx
@@ -626,7 +626,7 @@
     <w:r>
       <w:tab/>
       <w:tab/>
-      <w:t>2025-09-16</w:t>
+      <w:t>2025-09-17</w:t>
       <w:br/>
       <w:br/>
     </w:r>

--- a/tillsyn/A 8773-2025 tillsynsbegäran.docx
+++ b/tillsyn/A 8773-2025 tillsynsbegäran.docx
@@ -626,7 +626,7 @@
     <w:r>
       <w:tab/>
       <w:tab/>
-      <w:t>2025-09-17</w:t>
+      <w:t>2025-09-18</w:t>
       <w:br/>
       <w:br/>
     </w:r>

--- a/tillsyn/A 8773-2025 tillsynsbegäran.docx
+++ b/tillsyn/A 8773-2025 tillsynsbegäran.docx
@@ -626,7 +626,7 @@
     <w:r>
       <w:tab/>
       <w:tab/>
-      <w:t>2025-09-18</w:t>
+      <w:t>2025-09-22</w:t>
       <w:br/>
       <w:br/>
     </w:r>

--- a/tillsyn/A 8773-2025 tillsynsbegäran.docx
+++ b/tillsyn/A 8773-2025 tillsynsbegäran.docx
@@ -626,7 +626,7 @@
     <w:r>
       <w:tab/>
       <w:tab/>
-      <w:t>2025-09-22</w:t>
+      <w:t>2025-09-23</w:t>
       <w:br/>
       <w:br/>
     </w:r>

--- a/tillsyn/A 8773-2025 tillsynsbegäran.docx
+++ b/tillsyn/A 8773-2025 tillsynsbegäran.docx
@@ -626,7 +626,7 @@
     <w:r>
       <w:tab/>
       <w:tab/>
-      <w:t>2025-09-23</w:t>
+      <w:t>2025-09-24</w:t>
       <w:br/>
       <w:br/>
     </w:r>

--- a/tillsyn/A 8773-2025 tillsynsbegäran.docx
+++ b/tillsyn/A 8773-2025 tillsynsbegäran.docx
@@ -626,7 +626,7 @@
     <w:r>
       <w:tab/>
       <w:tab/>
-      <w:t>2025-09-24</w:t>
+      <w:t>2025-09-25</w:t>
       <w:br/>
       <w:br/>
     </w:r>

--- a/tillsyn/A 8773-2025 tillsynsbegäran.docx
+++ b/tillsyn/A 8773-2025 tillsynsbegäran.docx
@@ -626,7 +626,7 @@
     <w:r>
       <w:tab/>
       <w:tab/>
-      <w:t>2025-09-25</w:t>
+      <w:t>2025-09-26</w:t>
       <w:br/>
       <w:br/>
     </w:r>

--- a/tillsyn/A 8773-2025 tillsynsbegäran.docx
+++ b/tillsyn/A 8773-2025 tillsynsbegäran.docx
@@ -626,7 +626,7 @@
     <w:r>
       <w:tab/>
       <w:tab/>
-      <w:t>2025-09-26</w:t>
+      <w:t>2025-09-27</w:t>
       <w:br/>
       <w:br/>
     </w:r>

--- a/tillsyn/A 8773-2025 tillsynsbegäran.docx
+++ b/tillsyn/A 8773-2025 tillsynsbegäran.docx
@@ -626,7 +626,7 @@
     <w:r>
       <w:tab/>
       <w:tab/>
-      <w:t>2025-09-27</w:t>
+      <w:t>2025-09-28</w:t>
       <w:br/>
       <w:br/>
     </w:r>

--- a/tillsyn/A 8773-2025 tillsynsbegäran.docx
+++ b/tillsyn/A 8773-2025 tillsynsbegäran.docx
@@ -626,7 +626,7 @@
     <w:r>
       <w:tab/>
       <w:tab/>
-      <w:t>2025-09-28</w:t>
+      <w:t>2025-09-29</w:t>
       <w:br/>
       <w:br/>
     </w:r>

--- a/tillsyn/A 8773-2025 tillsynsbegäran.docx
+++ b/tillsyn/A 8773-2025 tillsynsbegäran.docx
@@ -626,7 +626,7 @@
     <w:r>
       <w:tab/>
       <w:tab/>
-      <w:t>2025-09-29</w:t>
+      <w:t>2025-09-30</w:t>
       <w:br/>
       <w:br/>
     </w:r>

--- a/tillsyn/A 8773-2025 tillsynsbegäran.docx
+++ b/tillsyn/A 8773-2025 tillsynsbegäran.docx
@@ -626,7 +626,7 @@
     <w:r>
       <w:tab/>
       <w:tab/>
-      <w:t>2025-09-30</w:t>
+      <w:t>2025-10-01</w:t>
       <w:br/>
       <w:br/>
     </w:r>

--- a/tillsyn/A 8773-2025 tillsynsbegäran.docx
+++ b/tillsyn/A 8773-2025 tillsynsbegäran.docx
@@ -626,7 +626,7 @@
     <w:r>
       <w:tab/>
       <w:tab/>
-      <w:t>2025-10-01</w:t>
+      <w:t>2025-10-02</w:t>
       <w:br/>
       <w:br/>
     </w:r>

--- a/tillsyn/A 8773-2025 tillsynsbegäran.docx
+++ b/tillsyn/A 8773-2025 tillsynsbegäran.docx
@@ -626,7 +626,7 @@
     <w:r>
       <w:tab/>
       <w:tab/>
-      <w:t>2025-10-02</w:t>
+      <w:t>2025-10-03</w:t>
       <w:br/>
       <w:br/>
     </w:r>

--- a/tillsyn/A 8773-2025 tillsynsbegäran.docx
+++ b/tillsyn/A 8773-2025 tillsynsbegäran.docx
@@ -626,7 +626,7 @@
     <w:r>
       <w:tab/>
       <w:tab/>
-      <w:t>2025-10-03</w:t>
+      <w:t>2025-10-04</w:t>
       <w:br/>
       <w:br/>
     </w:r>

--- a/tillsyn/A 8773-2025 tillsynsbegäran.docx
+++ b/tillsyn/A 8773-2025 tillsynsbegäran.docx
@@ -626,7 +626,7 @@
     <w:r>
       <w:tab/>
       <w:tab/>
-      <w:t>2025-10-04</w:t>
+      <w:t>2025-10-05</w:t>
       <w:br/>
       <w:br/>
     </w:r>

--- a/tillsyn/A 8773-2025 tillsynsbegäran.docx
+++ b/tillsyn/A 8773-2025 tillsynsbegäran.docx
@@ -626,7 +626,7 @@
     <w:r>
       <w:tab/>
       <w:tab/>
-      <w:t>2025-10-05</w:t>
+      <w:t>2025-10-06</w:t>
       <w:br/>
       <w:br/>
     </w:r>

--- a/tillsyn/A 8773-2025 tillsynsbegäran.docx
+++ b/tillsyn/A 8773-2025 tillsynsbegäran.docx
@@ -626,7 +626,7 @@
     <w:r>
       <w:tab/>
       <w:tab/>
-      <w:t>2025-10-06</w:t>
+      <w:t>2025-10-07</w:t>
       <w:br/>
       <w:br/>
     </w:r>

--- a/tillsyn/A 8773-2025 tillsynsbegäran.docx
+++ b/tillsyn/A 8773-2025 tillsynsbegäran.docx
@@ -626,7 +626,7 @@
     <w:r>
       <w:tab/>
       <w:tab/>
-      <w:t>2025-10-07</w:t>
+      <w:t>2025-10-08</w:t>
       <w:br/>
       <w:br/>
     </w:r>
